--- a/docs/revision/Hardware_Guide_AR.docx
+++ b/docs/revision/Hardware_Guide_AR.docx
@@ -3615,7 +3615,487 @@
           <w:rFonts w:ascii="Arial" w:cs="Arial" w:eastAsia="Arial" w:hAnsi="Arial"/>
           <w:rtl/>
         </w:rPr>
-        <w:t xml:space="preserve">6. ملاحظات السلامة</w:t>
+        <w:t xml:space="preserve">6. مرحلة لاحقة: مقياس تسارع وبوصلة ثلاثية الأبعاد (IMU)</w:t>
+      </w:r>
+    </w:p>
+    <w:p>
+      <w:pPr>
+        <w:bidi/>
+        <w:spacing w:after="120" w:line="300"/>
+        <w:jc w:val="right"/>
+      </w:pPr>
+      <w:r>
+        <w:rPr>
+          <w:rFonts w:ascii="Arial" w:cs="Arial" w:eastAsia="Arial" w:hAnsi="Arial"/>
+          <w:rtl/>
+        </w:rPr>
+        <w:t xml:space="preserve">المصفوفة تقيس اتجاه الصوت بالنسبة لمحاورها هي. إذا مالت الطائرة أو دارت، يتغيّر الاتجاه المقاس حتى لو بقي المصدر ثابتاً. ظهر ذلك بوضوح في تسجيلات DREGON: السمت يدور على كامل الدائرة مع دوران الطائرة. وحدة قياس الحركة (مقياس تسارع + جيروسكوب + بوصلة مغناطيسية، كلها ثلاثية المحاور) تعطي اتجاه المصفوفة في كل لحظة، فنحوّل اتجاه الصوت إلى محاور الأرض (الشمال، الشرق، الأعلى)، دون إنترنت ودون GPS.</w:t>
+      </w:r>
+    </w:p>
+    <w:tbl>
+      <w:tblPr>
+        <w:bidiVisual/>
+        <w:tblW w:type="dxa" w:w="9070"/>
+        <w:tblBorders>
+          <w:top w:val="single" w:color="auto" w:sz="4"/>
+          <w:left w:val="single" w:color="auto" w:sz="4"/>
+          <w:bottom w:val="single" w:color="auto" w:sz="4"/>
+          <w:right w:val="single" w:color="auto" w:sz="4"/>
+          <w:insideH w:val="single" w:color="auto" w:sz="4"/>
+          <w:insideV w:val="single" w:color="auto" w:sz="4"/>
+        </w:tblBorders>
+      </w:tblPr>
+      <w:tblGrid>
+        <w:gridCol w:w="4200"/>
+        <w:gridCol w:w="1300"/>
+        <w:gridCol w:w="3570"/>
+      </w:tblGrid>
+      <w:tr>
+        <w:trPr>
+          <w:tblHeader/>
+        </w:trPr>
+        <w:tc>
+          <w:tcPr>
+            <w:tcW w:type="dxa" w:w="4200"/>
+            <w:tcBorders>
+              <w:top w:val="single" w:color="A6A6A6" w:sz="4"/>
+              <w:left w:val="single" w:color="A6A6A6" w:sz="4"/>
+              <w:bottom w:val="single" w:color="A6A6A6" w:sz="4"/>
+              <w:right w:val="single" w:color="A6A6A6" w:sz="4"/>
+            </w:tcBorders>
+            <w:shd w:fill="DCE3F0" w:color="auto" w:val="clear"/>
+            <w:tcMar>
+              <w:top w:type="dxa" w:w="50"/>
+              <w:left w:type="dxa" w:w="80"/>
+              <w:bottom w:type="dxa" w:w="50"/>
+              <w:right w:type="dxa" w:w="80"/>
+            </w:tcMar>
+          </w:tcPr>
+          <w:p>
+            <w:pPr>
+              <w:bidi/>
+              <w:jc w:val="right"/>
+            </w:pPr>
+            <w:r>
+              <w:rPr>
+                <w:rFonts w:ascii="Arial" w:cs="Arial" w:eastAsia="Arial" w:hAnsi="Arial"/>
+                <w:b/>
+                <w:bCs/>
+                <w:sz w:val="19"/>
+                <w:szCs w:val="19"/>
+                <w:rtl/>
+              </w:rPr>
+              <w:t xml:space="preserve">القطعة</w:t>
+            </w:r>
+          </w:p>
+        </w:tc>
+        <w:tc>
+          <w:tcPr>
+            <w:tcW w:type="dxa" w:w="1300"/>
+            <w:tcBorders>
+              <w:top w:val="single" w:color="A6A6A6" w:sz="4"/>
+              <w:left w:val="single" w:color="A6A6A6" w:sz="4"/>
+              <w:bottom w:val="single" w:color="A6A6A6" w:sz="4"/>
+              <w:right w:val="single" w:color="A6A6A6" w:sz="4"/>
+            </w:tcBorders>
+            <w:shd w:fill="DCE3F0" w:color="auto" w:val="clear"/>
+            <w:tcMar>
+              <w:top w:type="dxa" w:w="50"/>
+              <w:left w:type="dxa" w:w="80"/>
+              <w:bottom w:type="dxa" w:w="50"/>
+              <w:right w:type="dxa" w:w="80"/>
+            </w:tcMar>
+          </w:tcPr>
+          <w:p>
+            <w:pPr>
+              <w:bidi/>
+              <w:jc w:val="right"/>
+            </w:pPr>
+            <w:r>
+              <w:rPr>
+                <w:rFonts w:ascii="Arial" w:cs="Arial" w:eastAsia="Arial" w:hAnsi="Arial"/>
+                <w:b/>
+                <w:bCs/>
+                <w:sz w:val="19"/>
+                <w:szCs w:val="19"/>
+                <w:rtl/>
+              </w:rPr>
+              <w:t xml:space="preserve">السعر التقريبي</w:t>
+            </w:r>
+          </w:p>
+        </w:tc>
+        <w:tc>
+          <w:tcPr>
+            <w:tcW w:type="dxa" w:w="3570"/>
+            <w:tcBorders>
+              <w:top w:val="single" w:color="A6A6A6" w:sz="4"/>
+              <w:left w:val="single" w:color="A6A6A6" w:sz="4"/>
+              <w:bottom w:val="single" w:color="A6A6A6" w:sz="4"/>
+              <w:right w:val="single" w:color="A6A6A6" w:sz="4"/>
+            </w:tcBorders>
+            <w:shd w:fill="DCE3F0" w:color="auto" w:val="clear"/>
+            <w:tcMar>
+              <w:top w:type="dxa" w:w="50"/>
+              <w:left w:type="dxa" w:w="80"/>
+              <w:bottom w:type="dxa" w:w="50"/>
+              <w:right w:type="dxa" w:w="80"/>
+            </w:tcMar>
+          </w:tcPr>
+          <w:p>
+            <w:pPr>
+              <w:bidi/>
+              <w:jc w:val="right"/>
+            </w:pPr>
+            <w:r>
+              <w:rPr>
+                <w:rFonts w:ascii="Arial" w:cs="Arial" w:eastAsia="Arial" w:hAnsi="Arial"/>
+                <w:b/>
+                <w:bCs/>
+                <w:sz w:val="19"/>
+                <w:szCs w:val="19"/>
+                <w:rtl/>
+              </w:rPr>
+              <w:t xml:space="preserve">ملاحظات</w:t>
+            </w:r>
+          </w:p>
+        </w:tc>
+      </w:tr>
+      <w:tr>
+        <w:tc>
+          <w:tcPr>
+            <w:tcW w:type="dxa" w:w="4200"/>
+            <w:tcBorders>
+              <w:top w:val="single" w:color="A6A6A6" w:sz="4"/>
+              <w:left w:val="single" w:color="A6A6A6" w:sz="4"/>
+              <w:bottom w:val="single" w:color="A6A6A6" w:sz="4"/>
+              <w:right w:val="single" w:color="A6A6A6" w:sz="4"/>
+            </w:tcBorders>
+            <w:tcMar>
+              <w:top w:type="dxa" w:w="50"/>
+              <w:left w:type="dxa" w:w="80"/>
+              <w:bottom w:type="dxa" w:w="50"/>
+              <w:right w:type="dxa" w:w="80"/>
+            </w:tcMar>
+          </w:tcPr>
+          <w:p>
+            <w:pPr>
+              <w:bidi/>
+              <w:jc w:val="right"/>
+            </w:pPr>
+            <w:r>
+              <w:rPr>
+                <w:rFonts w:ascii="Arial" w:cs="Arial" w:eastAsia="Arial" w:hAnsi="Arial"/>
+                <w:sz w:val="19"/>
+                <w:szCs w:val="19"/>
+                <w:rtl/>
+              </w:rPr>
+              <w:t xml:space="preserve">Adafruit 9-DOF Orientation IMU Fusion Breakout – BNO085</w:t>
+            </w:r>
+          </w:p>
+        </w:tc>
+        <w:tc>
+          <w:tcPr>
+            <w:tcW w:type="dxa" w:w="1300"/>
+            <w:tcBorders>
+              <w:top w:val="single" w:color="A6A6A6" w:sz="4"/>
+              <w:left w:val="single" w:color="A6A6A6" w:sz="4"/>
+              <w:bottom w:val="single" w:color="A6A6A6" w:sz="4"/>
+              <w:right w:val="single" w:color="A6A6A6" w:sz="4"/>
+            </w:tcBorders>
+            <w:tcMar>
+              <w:top w:type="dxa" w:w="50"/>
+              <w:left w:type="dxa" w:w="80"/>
+              <w:bottom w:type="dxa" w:w="50"/>
+              <w:right w:type="dxa" w:w="80"/>
+            </w:tcMar>
+          </w:tcPr>
+          <w:p>
+            <w:pPr>
+              <w:bidi/>
+              <w:jc w:val="right"/>
+            </w:pPr>
+            <w:r>
+              <w:rPr>
+                <w:rFonts w:ascii="Arial" w:cs="Arial" w:eastAsia="Arial" w:hAnsi="Arial"/>
+                <w:sz w:val="19"/>
+                <w:szCs w:val="19"/>
+                <w:rtl/>
+              </w:rPr>
+              <w:t xml:space="preserve">≈ 25 $</w:t>
+            </w:r>
+          </w:p>
+        </w:tc>
+        <w:tc>
+          <w:tcPr>
+            <w:tcW w:type="dxa" w:w="3570"/>
+            <w:tcBorders>
+              <w:top w:val="single" w:color="A6A6A6" w:sz="4"/>
+              <w:left w:val="single" w:color="A6A6A6" w:sz="4"/>
+              <w:bottom w:val="single" w:color="A6A6A6" w:sz="4"/>
+              <w:right w:val="single" w:color="A6A6A6" w:sz="4"/>
+            </w:tcBorders>
+            <w:tcMar>
+              <w:top w:type="dxa" w:w="50"/>
+              <w:left w:type="dxa" w:w="80"/>
+              <w:bottom w:type="dxa" w:w="50"/>
+              <w:right w:type="dxa" w:w="80"/>
+            </w:tcMar>
+          </w:tcPr>
+          <w:p>
+            <w:pPr>
+              <w:bidi/>
+              <w:jc w:val="right"/>
+            </w:pPr>
+            <w:r>
+              <w:rPr>
+                <w:rFonts w:ascii="Arial" w:cs="Arial" w:eastAsia="Arial" w:hAnsi="Arial"/>
+                <w:sz w:val="19"/>
+                <w:szCs w:val="19"/>
+                <w:rtl/>
+              </w:rPr>
+              <w:t xml:space="preserve">يدمج الحساسات داخلياً ويعطي الاتجاه جاهزاً (Quaternion)؛ يوصل بـ I2C أو UART؛ الأسهل</w:t>
+            </w:r>
+          </w:p>
+        </w:tc>
+      </w:tr>
+      <w:tr>
+        <w:tc>
+          <w:tcPr>
+            <w:tcW w:type="dxa" w:w="4200"/>
+            <w:tcBorders>
+              <w:top w:val="single" w:color="A6A6A6" w:sz="4"/>
+              <w:left w:val="single" w:color="A6A6A6" w:sz="4"/>
+              <w:bottom w:val="single" w:color="A6A6A6" w:sz="4"/>
+              <w:right w:val="single" w:color="A6A6A6" w:sz="4"/>
+            </w:tcBorders>
+            <w:tcMar>
+              <w:top w:type="dxa" w:w="50"/>
+              <w:left w:type="dxa" w:w="80"/>
+              <w:bottom w:type="dxa" w:w="50"/>
+              <w:right w:type="dxa" w:w="80"/>
+            </w:tcMar>
+          </w:tcPr>
+          <w:p>
+            <w:pPr>
+              <w:bidi/>
+              <w:jc w:val="right"/>
+            </w:pPr>
+            <w:r>
+              <w:rPr>
+                <w:rFonts w:ascii="Arial" w:cs="Arial" w:eastAsia="Arial" w:hAnsi="Arial"/>
+                <w:sz w:val="19"/>
+                <w:szCs w:val="19"/>
+                <w:rtl/>
+              </w:rPr>
+              <w:t xml:space="preserve">بديل: لوحة ICM-20948 (9 محاور)</w:t>
+            </w:r>
+          </w:p>
+        </w:tc>
+        <w:tc>
+          <w:tcPr>
+            <w:tcW w:type="dxa" w:w="1300"/>
+            <w:tcBorders>
+              <w:top w:val="single" w:color="A6A6A6" w:sz="4"/>
+              <w:left w:val="single" w:color="A6A6A6" w:sz="4"/>
+              <w:bottom w:val="single" w:color="A6A6A6" w:sz="4"/>
+              <w:right w:val="single" w:color="A6A6A6" w:sz="4"/>
+            </w:tcBorders>
+            <w:tcMar>
+              <w:top w:type="dxa" w:w="50"/>
+              <w:left w:type="dxa" w:w="80"/>
+              <w:bottom w:type="dxa" w:w="50"/>
+              <w:right w:type="dxa" w:w="80"/>
+            </w:tcMar>
+          </w:tcPr>
+          <w:p>
+            <w:pPr>
+              <w:bidi/>
+              <w:jc w:val="right"/>
+            </w:pPr>
+            <w:r>
+              <w:rPr>
+                <w:rFonts w:ascii="Arial" w:cs="Arial" w:eastAsia="Arial" w:hAnsi="Arial"/>
+                <w:sz w:val="19"/>
+                <w:szCs w:val="19"/>
+                <w:rtl/>
+              </w:rPr>
+              <w:t xml:space="preserve">≈ 15 $</w:t>
+            </w:r>
+          </w:p>
+        </w:tc>
+        <w:tc>
+          <w:tcPr>
+            <w:tcW w:type="dxa" w:w="3570"/>
+            <w:tcBorders>
+              <w:top w:val="single" w:color="A6A6A6" w:sz="4"/>
+              <w:left w:val="single" w:color="A6A6A6" w:sz="4"/>
+              <w:bottom w:val="single" w:color="A6A6A6" w:sz="4"/>
+              <w:right w:val="single" w:color="A6A6A6" w:sz="4"/>
+            </w:tcBorders>
+            <w:tcMar>
+              <w:top w:type="dxa" w:w="50"/>
+              <w:left w:type="dxa" w:w="80"/>
+              <w:bottom w:type="dxa" w:w="50"/>
+              <w:right w:type="dxa" w:w="80"/>
+            </w:tcMar>
+          </w:tcPr>
+          <w:p>
+            <w:pPr>
+              <w:bidi/>
+              <w:jc w:val="right"/>
+            </w:pPr>
+            <w:r>
+              <w:rPr>
+                <w:rFonts w:ascii="Arial" w:cs="Arial" w:eastAsia="Arial" w:hAnsi="Arial"/>
+                <w:sz w:val="19"/>
+                <w:szCs w:val="19"/>
+                <w:rtl/>
+              </w:rPr>
+              <w:t xml:space="preserve">قراءات خام؛ الدمج يتم في البرنامج</w:t>
+            </w:r>
+          </w:p>
+        </w:tc>
+      </w:tr>
+    </w:tbl>
+    <w:p/>
+    <w:p>
+      <w:pPr>
+        <w:pStyle w:val="ListParagraph"/>
+        <w:numPr>
+          <w:ilvl w:val="0"/>
+          <w:numId w:val="2"/>
+        </w:numPr>
+        <w:bidi/>
+        <w:spacing w:after="60" w:line="300"/>
+        <w:jc w:val="right"/>
+      </w:pPr>
+      <w:r>
+        <w:rPr>
+          <w:rFonts w:ascii="Arial" w:cs="Arial" w:eastAsia="Arial" w:hAnsi="Arial"/>
+          <w:b/>
+          <w:bCs/>
+          <w:rtl/>
+        </w:rPr>
+        <w:t xml:space="preserve">التركيب:</w:t>
+      </w:r>
+      <w:r>
+        <w:rPr>
+          <w:rFonts w:ascii="Arial" w:cs="Arial" w:eastAsia="Arial" w:hAnsi="Arial"/>
+          <w:rtl/>
+        </w:rPr>
+        <w:t xml:space="preserve"> ثبّت اللوحة بإحكام في مركز الكرة أو على إطارها، ومحاورها موازية لمحاور الميكروفونات (±x ±y ±z).</w:t>
+      </w:r>
+    </w:p>
+    <w:p>
+      <w:pPr>
+        <w:pStyle w:val="ListParagraph"/>
+        <w:numPr>
+          <w:ilvl w:val="0"/>
+          <w:numId w:val="2"/>
+        </w:numPr>
+        <w:bidi/>
+        <w:spacing w:after="60" w:line="300"/>
+        <w:jc w:val="right"/>
+      </w:pPr>
+      <w:r>
+        <w:rPr>
+          <w:rFonts w:ascii="Arial" w:cs="Arial" w:eastAsia="Arial" w:hAnsi="Arial"/>
+          <w:b/>
+          <w:bCs/>
+          <w:rtl/>
+        </w:rPr>
+        <w:t xml:space="preserve">البوصلة والمحركات:</w:t>
+      </w:r>
+      <w:r>
+        <w:rPr>
+          <w:rFonts w:ascii="Arial" w:cs="Arial" w:eastAsia="Arial" w:hAnsi="Arial"/>
+          <w:rtl/>
+        </w:rPr>
+        <w:t xml:space="preserve"> المحركات وكابلات البطارية تشوّش البوصلة المغناطيسية. أبعد اللوحة عنها قدر الإمكان، وعايرها بتدويرها في كل الاتجاهات (حركة رقم 8) بعد تركيبها على الدرون. أثناء التيار العالي اعتمد على الجيروسكوب ومقياس التسارع لفترات قصيرة.</w:t>
+      </w:r>
+    </w:p>
+    <w:p>
+      <w:pPr>
+        <w:pStyle w:val="ListParagraph"/>
+        <w:numPr>
+          <w:ilvl w:val="0"/>
+          <w:numId w:val="2"/>
+        </w:numPr>
+        <w:bidi/>
+        <w:spacing w:after="60" w:line="300"/>
+        <w:jc w:val="right"/>
+      </w:pPr>
+      <w:r>
+        <w:rPr>
+          <w:rFonts w:ascii="Arial" w:cs="Arial" w:eastAsia="Arial" w:hAnsi="Arial"/>
+          <w:b/>
+          <w:bCs/>
+          <w:rtl/>
+        </w:rPr>
+        <w:t xml:space="preserve">التوصيل والتزامن:</w:t>
+      </w:r>
+      <w:r>
+        <w:rPr>
+          <w:rFonts w:ascii="Arial" w:cs="Arial" w:eastAsia="Arial" w:hAnsi="Arial"/>
+          <w:rtl/>
+        </w:rPr>
+        <w:t xml:space="preserve"> صِل اللوحة بنفس الحاسوب الذي يسجّل الصوت (Raspberry Pi عبر I2C)، وسجّل وقت كل قراءة بساعة الحاسوب نفسها. للتحقق من التزامن: انقر الكرة نقرة خفيفة، فيجب أن تظهر النقرة في الصوت وفي مقياس التسارع في اللحظة نفسها.</w:t>
+      </w:r>
+    </w:p>
+    <w:p>
+      <w:pPr>
+        <w:pStyle w:val="ListParagraph"/>
+        <w:numPr>
+          <w:ilvl w:val="0"/>
+          <w:numId w:val="2"/>
+        </w:numPr>
+        <w:bidi/>
+        <w:spacing w:after="60" w:line="300"/>
+        <w:jc w:val="right"/>
+      </w:pPr>
+      <w:r>
+        <w:rPr>
+          <w:rFonts w:ascii="Arial" w:cs="Arial" w:eastAsia="Arial" w:hAnsi="Arial"/>
+          <w:b/>
+          <w:bCs/>
+          <w:rtl/>
+        </w:rPr>
+        <w:t xml:space="preserve">فائدة إضافية:</w:t>
+      </w:r>
+      <w:r>
+        <w:rPr>
+          <w:rFonts w:ascii="Arial" w:cs="Arial" w:eastAsia="Arial" w:hAnsi="Arial"/>
+          <w:rtl/>
+        </w:rPr>
+        <w:t xml:space="preserve"> مقياس التسارع يقيس اهتزاز الهيكل، فيمكن استخدامه مرجعاً اهتزازياً في طرح الضجيج.</w:t>
+      </w:r>
+    </w:p>
+    <w:p>
+      <w:pPr>
+        <w:bidi/>
+        <w:spacing w:after="120" w:line="300"/>
+        <w:jc w:val="right"/>
+      </w:pPr>
+      <w:r>
+        <w:rPr>
+          <w:rFonts w:ascii="Arial" w:cs="Arial" w:eastAsia="Arial" w:hAnsi="Arial"/>
+          <w:rtl/>
+        </w:rPr>
+        <w:t xml:space="preserve">هذه المرحلة مذكورة في المقالة ضمن العمل المستقبلي، ولم تُضف بعد إلى الكود.</w:t>
+      </w:r>
+    </w:p>
+    <w:p>
+      <w:pPr>
+        <w:pStyle w:val="Heading1"/>
+        <w:bidi/>
+        <w:jc w:val="right"/>
+      </w:pPr>
+      <w:r>
+        <w:rPr>
+          <w:rFonts w:ascii="Arial" w:cs="Arial" w:eastAsia="Arial" w:hAnsi="Arial"/>
+          <w:rtl/>
+        </w:rPr>
+        <w:t xml:space="preserve">7. ملاحظات السلامة</w:t>
       </w:r>
     </w:p>
     <w:p>
